--- a/CÔNG TY TNHH QUẢNG VẬN/Buoc1_ThongBaoGiaiThe/Uyquyen_QUANG_VAN.docx
+++ b/CÔNG TY TNHH QUẢNG VẬN/Buoc1_ThongBaoGiaiThe/Uyquyen_QUANG_VAN.docx
@@ -1,6 +1,6 @@
 
 <file path=word/document.xml><?xml version="1.0" encoding="utf-8"?>
-<w:document xmlns:wpc="http://schemas.microsoft.com/office/word/2010/wordprocessingCanvas" xmlns:cx="http://schemas.microsoft.com/office/drawing/2014/chartex" xmlns:cx1="http://schemas.microsoft.com/office/drawing/2015/9/8/chartex" xmlns:cx2="http://schemas.microsoft.com/office/drawing/2015/10/21/chartex" xmlns:cx3="http://schemas.microsoft.com/office/drawing/2016/5/9/chartex" xmlns:cx4="http://schemas.microsoft.com/office/drawing/2016/5/10/chartex" xmlns:cx5="http://schemas.microsoft.com/office/drawing/2016/5/11/chartex" xmlns:cx6="http://schemas.microsoft.com/office/drawing/2016/5/12/chartex" xmlns:cx7="http://schemas.microsoft.com/office/drawing/2016/5/13/chartex" xmlns:cx8="http://schemas.microsoft.com/office/drawing/2016/5/14/chartex" xmlns:mc="http://schemas.openxmlformats.org/markup-compatibility/2006" xmlns:aink="http://schemas.microsoft.com/office/drawing/2016/ink" xmlns:am3d="http://schemas.microsoft.com/office/drawing/2017/model3d" xmlns:o="urn:schemas-microsoft-com:office:office" xmlns:oel="http://schemas.microsoft.com/office/2019/extlst" xmlns:r="http://schemas.openxmlformats.org/officeDocument/2006/relationships" xmlns:m="http://schemas.openxmlformats.org/officeDocument/2006/math" xmlns:v="urn:schemas-microsoft-com:vml" xmlns:wp14="http://schemas.microsoft.com/office/word/2010/wordprocessingDrawing" xmlns:wp="http://schemas.openxmlformats.org/drawingml/2006/wordprocessingDrawing" xmlns:w10="urn:schemas-microsoft-com:office:word" xmlns:w="http://schemas.openxmlformats.org/wordprocessingml/2006/main" xmlns:w14="http://schemas.microsoft.com/office/word/2010/wordml" xmlns:w15="http://schemas.microsoft.com/office/word/2012/wordml" xmlns:w16cex="http://schemas.microsoft.com/office/word/2018/wordml/cex" xmlns:w16cid="http://schemas.microsoft.com/office/word/2016/wordml/cid" xmlns:w16="http://schemas.microsoft.com/office/word/2018/wordml" xmlns:w16du="http://schemas.microsoft.com/office/word/2023/wordml/word16du" xmlns:w16sdtdh="http://schemas.microsoft.com/office/word/2020/wordml/sdtdatahash" xmlns:w16sdtfl="http://schemas.microsoft.com/office/word/2024/wordml/sdtformatlock" xmlns:w16se="http://schemas.microsoft.com/office/word/2015/wordml/symex" xmlns:wpg="http://schemas.microsoft.com/office/word/2010/wordprocessingGroup" xmlns:wpi="http://schemas.microsoft.com/office/word/2010/wordprocessingInk" xmlns:wne="http://schemas.microsoft.com/office/word/2006/wordml" xmlns:wps="http://schemas.microsoft.com/office/word/2010/wordprocessingShape" mc:Ignorable="w14 w15 w16se w16cid w16 w16cex w16sdtdh w16sdtfl w16du wp14">
+<w:document xmlns:wpc="http://schemas.microsoft.com/office/word/2010/wordprocessingCanvas" xmlns:cx="http://schemas.microsoft.com/office/drawing/2014/chartex" xmlns:cx1="http://schemas.microsoft.com/office/drawing/2015/9/8/chartex" xmlns:mc="http://schemas.openxmlformats.org/markup-compatibility/2006" xmlns:o="urn:schemas-microsoft-com:office:office" xmlns:r="http://schemas.openxmlformats.org/officeDocument/2006/relationships" xmlns:m="http://schemas.openxmlformats.org/officeDocument/2006/math" xmlns:v="urn:schemas-microsoft-com:vml" xmlns:wp14="http://schemas.microsoft.com/office/word/2010/wordprocessingDrawing" xmlns:wp="http://schemas.openxmlformats.org/drawingml/2006/wordprocessingDrawing" xmlns:w10="urn:schemas-microsoft-com:office:word" xmlns:w="http://schemas.openxmlformats.org/wordprocessingml/2006/main" xmlns:w14="http://schemas.microsoft.com/office/word/2010/wordml" xmlns:w15="http://schemas.microsoft.com/office/word/2012/wordml" xmlns:w16se="http://schemas.microsoft.com/office/word/2015/wordml/symex" xmlns:wpg="http://schemas.microsoft.com/office/word/2010/wordprocessingGroup" xmlns:wpi="http://schemas.microsoft.com/office/word/2010/wordprocessingInk" xmlns:wne="http://schemas.microsoft.com/office/word/2006/wordml" xmlns:wps="http://schemas.microsoft.com/office/word/2010/wordprocessingShape" mc:Ignorable="w14 w15 w16se wp14">
   <w:body>
     <w:p>
       <w:pPr>
@@ -38,7 +38,6 @@
           <w:szCs w:val="24"/>
         </w:rPr>
       </w:pPr>
-      <w:proofErr w:type="spellStart"/>
       <w:r>
         <w:rPr>
           <w:rFonts w:ascii="Times New Roman" w:hAnsi="Times New Roman" w:cs="Times New Roman"/>
@@ -48,10 +47,32 @@
           <w:sz w:val="24"/>
           <w:szCs w:val="24"/>
         </w:rPr>
-        <w:t>Độc</w:t>
-      </w:r>
-      <w:proofErr w:type="spellEnd"/>
-      <w:r>
+        <w:t>Độc lập - Tự do - Hạnh phúc</w:t>
+      </w:r>
+    </w:p>
+    <w:p>
+      <w:pPr>
+        <w:jc w:val="center"/>
+        <w:rPr>
+          <w:rFonts w:ascii="Times New Roman" w:hAnsi="Times New Roman" w:cs="Times New Roman"/>
+          <w:color w:val="000000" w:themeColor="text1"/>
+          <w:sz w:val="24"/>
+          <w:szCs w:val="24"/>
+        </w:rPr>
+      </w:pPr>
+      <w:r>
+        <w:rPr>
+          <w:rFonts w:ascii="Times New Roman" w:eastAsia="Times New Roman" w:hAnsi="Times New Roman" w:cs="Times New Roman"/>
+          <w:color w:val="000000" w:themeColor="text1"/>
+          <w:sz w:val="24"/>
+          <w:szCs w:val="24"/>
+        </w:rPr>
+        <w:t>Tây Ninh, ngày 29 tháng 7 năm 2026</w:t>
+      </w:r>
+    </w:p>
+    <w:p>
+      <w:pPr>
+        <w:jc w:val="center"/>
         <w:rPr>
           <w:rFonts w:ascii="Times New Roman" w:hAnsi="Times New Roman" w:cs="Times New Roman"/>
           <w:b/>
@@ -60,9 +81,7 @@
           <w:sz w:val="24"/>
           <w:szCs w:val="24"/>
         </w:rPr>
-        <w:t xml:space="preserve"> </w:t>
-      </w:r>
-      <w:proofErr w:type="spellStart"/>
+      </w:pPr>
       <w:r>
         <w:rPr>
           <w:rFonts w:ascii="Times New Roman" w:hAnsi="Times New Roman" w:cs="Times New Roman"/>
@@ -72,10 +91,11 @@
           <w:sz w:val="24"/>
           <w:szCs w:val="24"/>
         </w:rPr>
-        <w:t>lập</w:t>
-      </w:r>
-      <w:proofErr w:type="spellEnd"/>
-      <w:r>
+        <w:t>GIẤY ỦY QUYỀN</w:t>
+      </w:r>
+    </w:p>
+    <w:p>
+      <w:pPr>
         <w:rPr>
           <w:rFonts w:ascii="Times New Roman" w:hAnsi="Times New Roman" w:cs="Times New Roman"/>
           <w:b/>
@@ -84,79 +104,6 @@
           <w:sz w:val="24"/>
           <w:szCs w:val="24"/>
         </w:rPr>
-        <w:t xml:space="preserve"> - </w:t>
-      </w:r>
-      <w:proofErr w:type="spellStart"/>
-      <w:r>
-        <w:rPr>
-          <w:rFonts w:ascii="Times New Roman" w:hAnsi="Times New Roman" w:cs="Times New Roman"/>
-          <w:b/>
-          <w:bCs/>
-          <w:color w:val="000000" w:themeColor="text1"/>
-          <w:sz w:val="24"/>
-          <w:szCs w:val="24"/>
-        </w:rPr>
-        <w:t>Tự</w:t>
-      </w:r>
-      <w:proofErr w:type="spellEnd"/>
-      <w:r>
-        <w:rPr>
-          <w:rFonts w:ascii="Times New Roman" w:hAnsi="Times New Roman" w:cs="Times New Roman"/>
-          <w:b/>
-          <w:bCs/>
-          <w:color w:val="000000" w:themeColor="text1"/>
-          <w:sz w:val="24"/>
-          <w:szCs w:val="24"/>
-        </w:rPr>
-        <w:t xml:space="preserve"> do - </w:t>
-      </w:r>
-      <w:proofErr w:type="spellStart"/>
-      <w:r>
-        <w:rPr>
-          <w:rFonts w:ascii="Times New Roman" w:hAnsi="Times New Roman" w:cs="Times New Roman"/>
-          <w:b/>
-          <w:bCs/>
-          <w:color w:val="000000" w:themeColor="text1"/>
-          <w:sz w:val="24"/>
-          <w:szCs w:val="24"/>
-        </w:rPr>
-        <w:t>Hạnh</w:t>
-      </w:r>
-      <w:proofErr w:type="spellEnd"/>
-      <w:r>
-        <w:rPr>
-          <w:rFonts w:ascii="Times New Roman" w:hAnsi="Times New Roman" w:cs="Times New Roman"/>
-          <w:b/>
-          <w:bCs/>
-          <w:color w:val="000000" w:themeColor="text1"/>
-          <w:sz w:val="24"/>
-          <w:szCs w:val="24"/>
-        </w:rPr>
-        <w:t xml:space="preserve"> </w:t>
-      </w:r>
-      <w:proofErr w:type="spellStart"/>
-      <w:r>
-        <w:rPr>
-          <w:rFonts w:ascii="Times New Roman" w:hAnsi="Times New Roman" w:cs="Times New Roman"/>
-          <w:b/>
-          <w:bCs/>
-          <w:color w:val="000000" w:themeColor="text1"/>
-          <w:sz w:val="24"/>
-          <w:szCs w:val="24"/>
-        </w:rPr>
-        <w:t>phúc</w:t>
-      </w:r>
-      <w:proofErr w:type="spellEnd"/>
-    </w:p>
-    <w:p>
-      <w:pPr>
-        <w:jc w:val="center"/>
-        <w:rPr>
-          <w:rFonts w:ascii="Times New Roman" w:hAnsi="Times New Roman" w:cs="Times New Roman"/>
-          <w:color w:val="000000" w:themeColor="text1"/>
-          <w:sz w:val="24"/>
-          <w:szCs w:val="24"/>
-        </w:rPr>
       </w:pPr>
       <w:r>
         <w:rPr>
@@ -165,152 +112,7 @@
           <w:sz w:val="24"/>
           <w:szCs w:val="24"/>
         </w:rPr>
-        <w:t xml:space="preserve">Tây Ninh, </w:t>
-      </w:r>
-      <w:proofErr w:type="spellStart"/>
-      <w:r>
-        <w:rPr>
-          <w:rFonts w:ascii="Times New Roman" w:eastAsia="Times New Roman" w:hAnsi="Times New Roman" w:cs="Times New Roman"/>
-          <w:color w:val="000000" w:themeColor="text1"/>
-          <w:sz w:val="24"/>
-          <w:szCs w:val="24"/>
-        </w:rPr>
-        <w:t>ngày</w:t>
-      </w:r>
-      <w:proofErr w:type="spellEnd"/>
-      <w:r>
-        <w:rPr>
-          <w:rFonts w:ascii="Times New Roman" w:eastAsia="Times New Roman" w:hAnsi="Times New Roman" w:cs="Times New Roman"/>
-          <w:color w:val="000000" w:themeColor="text1"/>
-          <w:sz w:val="24"/>
-          <w:szCs w:val="24"/>
-        </w:rPr>
-        <w:t xml:space="preserve"> 29 </w:t>
-      </w:r>
-      <w:proofErr w:type="spellStart"/>
-      <w:r>
-        <w:rPr>
-          <w:rFonts w:ascii="Times New Roman" w:eastAsia="Times New Roman" w:hAnsi="Times New Roman" w:cs="Times New Roman"/>
-          <w:color w:val="000000" w:themeColor="text1"/>
-          <w:sz w:val="24"/>
-          <w:szCs w:val="24"/>
-        </w:rPr>
-        <w:t>tháng</w:t>
-      </w:r>
-      <w:proofErr w:type="spellEnd"/>
-      <w:r>
-        <w:rPr>
-          <w:rFonts w:ascii="Times New Roman" w:eastAsia="Times New Roman" w:hAnsi="Times New Roman" w:cs="Times New Roman"/>
-          <w:color w:val="000000" w:themeColor="text1"/>
-          <w:sz w:val="24"/>
-          <w:szCs w:val="24"/>
-        </w:rPr>
-        <w:t xml:space="preserve"> 7 </w:t>
-      </w:r>
-      <w:proofErr w:type="spellStart"/>
-      <w:r>
-        <w:rPr>
-          <w:rFonts w:ascii="Times New Roman" w:eastAsia="Times New Roman" w:hAnsi="Times New Roman" w:cs="Times New Roman"/>
-          <w:color w:val="000000" w:themeColor="text1"/>
-          <w:sz w:val="24"/>
-          <w:szCs w:val="24"/>
-        </w:rPr>
-        <w:t>năm</w:t>
-      </w:r>
-      <w:proofErr w:type="spellEnd"/>
-      <w:r>
-        <w:rPr>
-          <w:rFonts w:ascii="Times New Roman" w:eastAsia="Times New Roman" w:hAnsi="Times New Roman" w:cs="Times New Roman"/>
-          <w:color w:val="000000" w:themeColor="text1"/>
-          <w:sz w:val="24"/>
-          <w:szCs w:val="24"/>
-        </w:rPr>
-        <w:t xml:space="preserve"> 2026</w:t>
-      </w:r>
-    </w:p>
-    <w:p>
-      <w:pPr>
-        <w:jc w:val="center"/>
-        <w:rPr>
-          <w:rFonts w:ascii="Times New Roman" w:hAnsi="Times New Roman" w:cs="Times New Roman"/>
-          <w:b/>
-          <w:bCs/>
-          <w:color w:val="000000" w:themeColor="text1"/>
-          <w:sz w:val="24"/>
-          <w:szCs w:val="24"/>
-        </w:rPr>
-      </w:pPr>
-      <w:r>
-        <w:rPr>
-          <w:rFonts w:ascii="Times New Roman" w:hAnsi="Times New Roman" w:cs="Times New Roman"/>
-          <w:b/>
-          <w:bCs/>
-          <w:color w:val="000000" w:themeColor="text1"/>
-          <w:sz w:val="24"/>
-          <w:szCs w:val="24"/>
-        </w:rPr>
-        <w:t>GIẤY ỦY QUYỀN</w:t>
-      </w:r>
-    </w:p>
-    <w:p>
-      <w:pPr>
-        <w:rPr>
-          <w:rFonts w:ascii="Times New Roman" w:hAnsi="Times New Roman" w:cs="Times New Roman"/>
-          <w:b/>
-          <w:bCs/>
-          <w:color w:val="000000" w:themeColor="text1"/>
-          <w:sz w:val="24"/>
-          <w:szCs w:val="24"/>
-        </w:rPr>
-      </w:pPr>
-      <w:r>
-        <w:rPr>
-          <w:rFonts w:ascii="Times New Roman" w:eastAsia="Times New Roman" w:hAnsi="Times New Roman" w:cs="Times New Roman"/>
-          <w:color w:val="000000" w:themeColor="text1"/>
-          <w:sz w:val="24"/>
-          <w:szCs w:val="24"/>
-        </w:rPr>
-        <w:t xml:space="preserve"> </w:t>
-      </w:r>
-      <w:proofErr w:type="spellStart"/>
-      <w:r>
-        <w:rPr>
-          <w:rFonts w:ascii="Times New Roman" w:eastAsia="Times New Roman" w:hAnsi="Times New Roman" w:cs="Times New Roman"/>
-          <w:color w:val="000000" w:themeColor="text1"/>
-          <w:sz w:val="24"/>
-          <w:szCs w:val="24"/>
-        </w:rPr>
-        <w:t>Kính</w:t>
-      </w:r>
-      <w:proofErr w:type="spellEnd"/>
-      <w:r>
-        <w:rPr>
-          <w:rFonts w:ascii="Times New Roman" w:eastAsia="Times New Roman" w:hAnsi="Times New Roman" w:cs="Times New Roman"/>
-          <w:color w:val="000000" w:themeColor="text1"/>
-          <w:sz w:val="24"/>
-          <w:szCs w:val="24"/>
-        </w:rPr>
-        <w:t xml:space="preserve"> </w:t>
-      </w:r>
-      <w:proofErr w:type="spellStart"/>
-      <w:r>
-        <w:rPr>
-          <w:rFonts w:ascii="Times New Roman" w:eastAsia="Times New Roman" w:hAnsi="Times New Roman" w:cs="Times New Roman"/>
-          <w:color w:val="000000" w:themeColor="text1"/>
-          <w:sz w:val="24"/>
-          <w:szCs w:val="24"/>
-        </w:rPr>
-        <w:t>gửi</w:t>
-      </w:r>
-      <w:proofErr w:type="spellEnd"/>
-      <w:r>
-        <w:rPr>
-          <w:rFonts w:ascii="Times New Roman" w:eastAsia="Times New Roman" w:hAnsi="Times New Roman" w:cs="Times New Roman"/>
-          <w:color w:val="000000" w:themeColor="text1"/>
-          <w:sz w:val="24"/>
-          <w:szCs w:val="24"/>
-        </w:rPr>
-        <w:t xml:space="preserve">: </w:t>
+        <w:t xml:space="preserve"> Kính gửi: </w:t>
       </w:r>
       <w:r>
         <w:rPr>
@@ -820,7 +622,26 @@
           <w:szCs w:val="24"/>
           <w:lang w:val="vi-VN"/>
         </w:rPr>
-        <w:t xml:space="preserve"> được quyền thay mặt và đại diện tôi, thực hiện các thủ tục đăng ký doanh nghiệp theo quy định của pháp luật, bao gồm nhưng không giới hạn việc thực hiện các công việc sau đây: </w:t>
+        <w:t xml:space="preserve"> được quyền thay mặt và đại diện tôi, thực hiện các thủ tục </w:t>
+      </w:r>
+      <w:r>
+        <w:rPr>
+          <w:rFonts w:ascii="Times New Roman" w:hAnsi="Times New Roman" w:cs="Times New Roman"/>
+          <w:color w:val="000000" w:themeColor="text1"/>
+          <w:sz w:val="24"/>
+          <w:szCs w:val="24"/>
+        </w:rPr>
+        <w:t>giải thể</w:t>
+      </w:r>
+      <w:r>
+        <w:rPr>
+          <w:rFonts w:ascii="Times New Roman" w:hAnsi="Times New Roman" w:cs="Times New Roman"/>
+          <w:color w:val="000000" w:themeColor="text1"/>
+          <w:sz w:val="24"/>
+          <w:szCs w:val="24"/>
+          <w:lang w:val="vi-VN"/>
+        </w:rPr>
+        <w:t xml:space="preserve"> doanh nghiệp theo quy định của pháp luật, bao gồm nhưng không giới hạn việc thực hiện các công việc sau đây: </w:t>
       </w:r>
     </w:p>
     <w:p>
@@ -870,7 +691,26 @@
           <w:szCs w:val="24"/>
           <w:lang w:val="vi-VN"/>
         </w:rPr>
-        <w:t xml:space="preserve"> Liên hệ làm việc với các cơ quan hữu quan để nhận được các chấp thuận cần thiết để thực hiện thủ tục đăng ký doanh nghiệ</w:t>
+        <w:t xml:space="preserve"> Liên hệ làm việc với các cơ quan hữu quan để nhận được các chấp thuận cần thiết để thực hiện thủ tục </w:t>
+      </w:r>
+      <w:r>
+        <w:rPr>
+          <w:rFonts w:ascii="Times New Roman" w:hAnsi="Times New Roman" w:cs="Times New Roman"/>
+          <w:color w:val="000000" w:themeColor="text1"/>
+          <w:sz w:val="24"/>
+          <w:szCs w:val="24"/>
+        </w:rPr>
+        <w:t>giải thể</w:t>
+      </w:r>
+      <w:r>
+        <w:rPr>
+          <w:rFonts w:ascii="Times New Roman" w:hAnsi="Times New Roman" w:cs="Times New Roman"/>
+          <w:color w:val="000000" w:themeColor="text1"/>
+          <w:sz w:val="24"/>
+          <w:szCs w:val="24"/>
+          <w:lang w:val="vi-VN"/>
+        </w:rPr>
+        <w:t xml:space="preserve"> doanh nghiệ</w:t>
       </w:r>
       <w:r>
         <w:rPr>
@@ -950,7 +790,38 @@
           <w:szCs w:val="24"/>
           <w:lang w:val="vi-VN"/>
         </w:rPr>
-        <w:t xml:space="preserve"> Nhận Giấy chứng nhận đăng ký doanh nghiệp, thông báo, quyết định. Trong phạm vi uỷ quyền tại đây, Người được Ủy quyền được toàn quyền, chuẩn bị và ký các tài liệu cần thiết, nộp và rút các tài liệu, hồ sơ cần thiết đệ trình lên cơ quan chức năng có thẩm quyền liên quan tại Việt Nam cũng như nhận kết quả, giấy tờ liên quan đến công việc được ủy quyền; thanh toán phí, lệ phí liên quan đến các công việc được ủy quyền; thực hiện thủ tục hoặc có các hành động khác có liên quan đến công việc được ủy quyền theo quy định pháp luật hiện hành của Việt Nam.</w:t>
+        <w:t xml:space="preserve"> Nhận </w:t>
+      </w:r>
+      <w:r>
+        <w:rPr>
+          <w:rFonts w:ascii="Times New Roman" w:hAnsi="Times New Roman" w:cs="Times New Roman"/>
+          <w:color w:val="000000" w:themeColor="text1"/>
+          <w:sz w:val="24"/>
+          <w:szCs w:val="24"/>
+        </w:rPr>
+        <w:t>t</w:t>
+      </w:r>
+      <w:bookmarkStart w:id="0" w:name="_GoBack"/>
+      <w:bookmarkEnd w:id="0"/>
+      <w:r>
+        <w:rPr>
+          <w:rFonts w:ascii="Times New Roman" w:hAnsi="Times New Roman" w:cs="Times New Roman"/>
+          <w:color w:val="000000" w:themeColor="text1"/>
+          <w:sz w:val="24"/>
+          <w:szCs w:val="24"/>
+          <w:lang w:val="vi-VN"/>
+        </w:rPr>
+        <w:t>hông báo về việc doanh nghiệp giải thể và các thông báo, kết quả giải quyết hồ sơ liên quan</w:t>
+      </w:r>
+      <w:r>
+        <w:rPr>
+          <w:rFonts w:ascii="Times New Roman" w:hAnsi="Times New Roman" w:cs="Times New Roman"/>
+          <w:color w:val="000000" w:themeColor="text1"/>
+          <w:sz w:val="24"/>
+          <w:szCs w:val="24"/>
+          <w:lang w:val="vi-VN"/>
+        </w:rPr>
+        <w:t>. Trong phạm vi uỷ quyền tại đây, Người được Ủy quyền được toàn quyền, chuẩn bị và ký các tài liệu cần thiết, nộp và rút các tài liệu, hồ sơ cần thiết đệ trình lên cơ quan chức năng có thẩm quyền liên quan tại Việt Nam cũng như nhận kết quả, giấy tờ liên quan đến công việc được ủy quyền; thanh toán phí, lệ phí liên quan đến các công việc được ủy quyền; thực hiện thủ tục hoặc có các hành động khác có liên quan đến công việc được ủy quyền theo quy định pháp luật hiện hành của Việt Nam.</w:t>
       </w:r>
     </w:p>
     <w:p>
@@ -1190,7 +1061,7 @@
 </file>
 
 <file path=word/endnotes.xml><?xml version="1.0" encoding="utf-8"?>
-<w:endnotes xmlns:wpc="http://schemas.microsoft.com/office/word/2010/wordprocessingCanvas" xmlns:cx="http://schemas.microsoft.com/office/drawing/2014/chartex" xmlns:cx1="http://schemas.microsoft.com/office/drawing/2015/9/8/chartex" xmlns:cx2="http://schemas.microsoft.com/office/drawing/2015/10/21/chartex" xmlns:cx3="http://schemas.microsoft.com/office/drawing/2016/5/9/chartex" xmlns:cx4="http://schemas.microsoft.com/office/drawing/2016/5/10/chartex" xmlns:cx5="http://schemas.microsoft.com/office/drawing/2016/5/11/chartex" xmlns:cx6="http://schemas.microsoft.com/office/drawing/2016/5/12/chartex" xmlns:cx7="http://schemas.microsoft.com/office/drawing/2016/5/13/chartex" xmlns:cx8="http://schemas.microsoft.com/office/drawing/2016/5/14/chartex" xmlns:mc="http://schemas.openxmlformats.org/markup-compatibility/2006" xmlns:aink="http://schemas.microsoft.com/office/drawing/2016/ink" xmlns:am3d="http://schemas.microsoft.com/office/drawing/2017/model3d" xmlns:o="urn:schemas-microsoft-com:office:office" xmlns:oel="http://schemas.microsoft.com/office/2019/extlst" xmlns:r="http://schemas.openxmlformats.org/officeDocument/2006/relationships" xmlns:m="http://schemas.openxmlformats.org/officeDocument/2006/math" xmlns:v="urn:schemas-microsoft-com:vml" xmlns:wp14="http://schemas.microsoft.com/office/word/2010/wordprocessingDrawing" xmlns:wp="http://schemas.openxmlformats.org/drawingml/2006/wordprocessingDrawing" xmlns:w10="urn:schemas-microsoft-com:office:word" xmlns:w="http://schemas.openxmlformats.org/wordprocessingml/2006/main" xmlns:w14="http://schemas.microsoft.com/office/word/2010/wordml" xmlns:w15="http://schemas.microsoft.com/office/word/2012/wordml" xmlns:w16cex="http://schemas.microsoft.com/office/word/2018/wordml/cex" xmlns:w16cid="http://schemas.microsoft.com/office/word/2016/wordml/cid" xmlns:w16="http://schemas.microsoft.com/office/word/2018/wordml" xmlns:w16du="http://schemas.microsoft.com/office/word/2023/wordml/word16du" xmlns:w16sdtdh="http://schemas.microsoft.com/office/word/2020/wordml/sdtdatahash" xmlns:w16sdtfl="http://schemas.microsoft.com/office/word/2024/wordml/sdtformatlock" xmlns:w16se="http://schemas.microsoft.com/office/word/2015/wordml/symex" xmlns:wpg="http://schemas.microsoft.com/office/word/2010/wordprocessingGroup" xmlns:wpi="http://schemas.microsoft.com/office/word/2010/wordprocessingInk" xmlns:wne="http://schemas.microsoft.com/office/word/2006/wordml" xmlns:wps="http://schemas.microsoft.com/office/word/2010/wordprocessingShape" mc:Ignorable="w14 w15 w16se w16cid w16 w16cex w16sdtdh w16sdtfl w16du wp14">
+<w:endnotes xmlns:wpc="http://schemas.microsoft.com/office/word/2010/wordprocessingCanvas" xmlns:cx="http://schemas.microsoft.com/office/drawing/2014/chartex" xmlns:cx1="http://schemas.microsoft.com/office/drawing/2015/9/8/chartex" xmlns:mc="http://schemas.openxmlformats.org/markup-compatibility/2006" xmlns:o="urn:schemas-microsoft-com:office:office" xmlns:r="http://schemas.openxmlformats.org/officeDocument/2006/relationships" xmlns:m="http://schemas.openxmlformats.org/officeDocument/2006/math" xmlns:v="urn:schemas-microsoft-com:vml" xmlns:wp14="http://schemas.microsoft.com/office/word/2010/wordprocessingDrawing" xmlns:wp="http://schemas.openxmlformats.org/drawingml/2006/wordprocessingDrawing" xmlns:w10="urn:schemas-microsoft-com:office:word" xmlns:w="http://schemas.openxmlformats.org/wordprocessingml/2006/main" xmlns:w14="http://schemas.microsoft.com/office/word/2010/wordml" xmlns:w15="http://schemas.microsoft.com/office/word/2012/wordml" xmlns:w16se="http://schemas.microsoft.com/office/word/2015/wordml/symex" xmlns:wpg="http://schemas.microsoft.com/office/word/2010/wordprocessingGroup" xmlns:wpi="http://schemas.microsoft.com/office/word/2010/wordprocessingInk" xmlns:wne="http://schemas.microsoft.com/office/word/2006/wordml" xmlns:wps="http://schemas.microsoft.com/office/word/2010/wordprocessingShape" mc:Ignorable="w14 w15 w16se wp14">
   <w:endnote w:type="separator" w:id="-1">
     <w:p>
       <w:pPr>
@@ -1215,7 +1086,7 @@
 </file>
 
 <file path=word/footnotes.xml><?xml version="1.0" encoding="utf-8"?>
-<w:footnotes xmlns:wpc="http://schemas.microsoft.com/office/word/2010/wordprocessingCanvas" xmlns:cx="http://schemas.microsoft.com/office/drawing/2014/chartex" xmlns:cx1="http://schemas.microsoft.com/office/drawing/2015/9/8/chartex" xmlns:cx2="http://schemas.microsoft.com/office/drawing/2015/10/21/chartex" xmlns:cx3="http://schemas.microsoft.com/office/drawing/2016/5/9/chartex" xmlns:cx4="http://schemas.microsoft.com/office/drawing/2016/5/10/chartex" xmlns:cx5="http://schemas.microsoft.com/office/drawing/2016/5/11/chartex" xmlns:cx6="http://schemas.microsoft.com/office/drawing/2016/5/12/chartex" xmlns:cx7="http://schemas.microsoft.com/office/drawing/2016/5/13/chartex" xmlns:cx8="http://schemas.microsoft.com/office/drawing/2016/5/14/chartex" xmlns:mc="http://schemas.openxmlformats.org/markup-compatibility/2006" xmlns:aink="http://schemas.microsoft.com/office/drawing/2016/ink" xmlns:am3d="http://schemas.microsoft.com/office/drawing/2017/model3d" xmlns:o="urn:schemas-microsoft-com:office:office" xmlns:oel="http://schemas.microsoft.com/office/2019/extlst" xmlns:r="http://schemas.openxmlformats.org/officeDocument/2006/relationships" xmlns:m="http://schemas.openxmlformats.org/officeDocument/2006/math" xmlns:v="urn:schemas-microsoft-com:vml" xmlns:wp14="http://schemas.microsoft.com/office/word/2010/wordprocessingDrawing" xmlns:wp="http://schemas.openxmlformats.org/drawingml/2006/wordprocessingDrawing" xmlns:w10="urn:schemas-microsoft-com:office:word" xmlns:w="http://schemas.openxmlformats.org/wordprocessingml/2006/main" xmlns:w14="http://schemas.microsoft.com/office/word/2010/wordml" xmlns:w15="http://schemas.microsoft.com/office/word/2012/wordml" xmlns:w16cex="http://schemas.microsoft.com/office/word/2018/wordml/cex" xmlns:w16cid="http://schemas.microsoft.com/office/word/2016/wordml/cid" xmlns:w16="http://schemas.microsoft.com/office/word/2018/wordml" xmlns:w16du="http://schemas.microsoft.com/office/word/2023/wordml/word16du" xmlns:w16sdtdh="http://schemas.microsoft.com/office/word/2020/wordml/sdtdatahash" xmlns:w16sdtfl="http://schemas.microsoft.com/office/word/2024/wordml/sdtformatlock" xmlns:w16se="http://schemas.microsoft.com/office/word/2015/wordml/symex" xmlns:wpg="http://schemas.microsoft.com/office/word/2010/wordprocessingGroup" xmlns:wpi="http://schemas.microsoft.com/office/word/2010/wordprocessingInk" xmlns:wne="http://schemas.microsoft.com/office/word/2006/wordml" xmlns:wps="http://schemas.microsoft.com/office/word/2010/wordprocessingShape" mc:Ignorable="w14 w15 w16se w16cid w16 w16cex w16sdtdh w16sdtfl w16du wp14">
+<w:footnotes xmlns:wpc="http://schemas.microsoft.com/office/word/2010/wordprocessingCanvas" xmlns:cx="http://schemas.microsoft.com/office/drawing/2014/chartex" xmlns:cx1="http://schemas.microsoft.com/office/drawing/2015/9/8/chartex" xmlns:mc="http://schemas.openxmlformats.org/markup-compatibility/2006" xmlns:o="urn:schemas-microsoft-com:office:office" xmlns:r="http://schemas.openxmlformats.org/officeDocument/2006/relationships" xmlns:m="http://schemas.openxmlformats.org/officeDocument/2006/math" xmlns:v="urn:schemas-microsoft-com:vml" xmlns:wp14="http://schemas.microsoft.com/office/word/2010/wordprocessingDrawing" xmlns:wp="http://schemas.openxmlformats.org/drawingml/2006/wordprocessingDrawing" xmlns:w10="urn:schemas-microsoft-com:office:word" xmlns:w="http://schemas.openxmlformats.org/wordprocessingml/2006/main" xmlns:w14="http://schemas.microsoft.com/office/word/2010/wordml" xmlns:w15="http://schemas.microsoft.com/office/word/2012/wordml" xmlns:w16se="http://schemas.microsoft.com/office/word/2015/wordml/symex" xmlns:wpg="http://schemas.microsoft.com/office/word/2010/wordprocessingGroup" xmlns:wpi="http://schemas.microsoft.com/office/word/2010/wordprocessingInk" xmlns:wne="http://schemas.microsoft.com/office/word/2006/wordml" xmlns:wps="http://schemas.microsoft.com/office/word/2010/wordprocessingShape" mc:Ignorable="w14 w15 w16se wp14">
   <w:footnote w:type="separator" w:id="-1">
     <w:p>
       <w:pPr>
@@ -1240,7 +1111,7 @@
 </file>
 
 <file path=word/numbering.xml><?xml version="1.0" encoding="utf-8"?>
-<w:numbering xmlns:wpc="http://schemas.microsoft.com/office/word/2010/wordprocessingCanvas" xmlns:cx="http://schemas.microsoft.com/office/drawing/2014/chartex" xmlns:cx1="http://schemas.microsoft.com/office/drawing/2015/9/8/chartex" xmlns:cx2="http://schemas.microsoft.com/office/drawing/2015/10/21/chartex" xmlns:cx3="http://schemas.microsoft.com/office/drawing/2016/5/9/chartex" xmlns:cx4="http://schemas.microsoft.com/office/drawing/2016/5/10/chartex" xmlns:cx5="http://schemas.microsoft.com/office/drawing/2016/5/11/chartex" xmlns:cx6="http://schemas.microsoft.com/office/drawing/2016/5/12/chartex" xmlns:cx7="http://schemas.microsoft.com/office/drawing/2016/5/13/chartex" xmlns:cx8="http://schemas.microsoft.com/office/drawing/2016/5/14/chartex" xmlns:mc="http://schemas.openxmlformats.org/markup-compatibility/2006" xmlns:aink="http://schemas.microsoft.com/office/drawing/2016/ink" xmlns:am3d="http://schemas.microsoft.com/office/drawing/2017/model3d" xmlns:o="urn:schemas-microsoft-com:office:office" xmlns:oel="http://schemas.microsoft.com/office/2019/extlst" xmlns:r="http://schemas.openxmlformats.org/officeDocument/2006/relationships" xmlns:m="http://schemas.openxmlformats.org/officeDocument/2006/math" xmlns:v="urn:schemas-microsoft-com:vml" xmlns:wp14="http://schemas.microsoft.com/office/word/2010/wordprocessingDrawing" xmlns:wp="http://schemas.openxmlformats.org/drawingml/2006/wordprocessingDrawing" xmlns:w10="urn:schemas-microsoft-com:office:word" xmlns:w="http://schemas.openxmlformats.org/wordprocessingml/2006/main" xmlns:w14="http://schemas.microsoft.com/office/word/2010/wordml" xmlns:w15="http://schemas.microsoft.com/office/word/2012/wordml" xmlns:w16cex="http://schemas.microsoft.com/office/word/2018/wordml/cex" xmlns:w16cid="http://schemas.microsoft.com/office/word/2016/wordml/cid" xmlns:w16="http://schemas.microsoft.com/office/word/2018/wordml" xmlns:w16du="http://schemas.microsoft.com/office/word/2023/wordml/word16du" xmlns:w16sdtdh="http://schemas.microsoft.com/office/word/2020/wordml/sdtdatahash" xmlns:w16sdtfl="http://schemas.microsoft.com/office/word/2024/wordml/sdtformatlock" xmlns:w16se="http://schemas.microsoft.com/office/word/2015/wordml/symex" xmlns:wpg="http://schemas.microsoft.com/office/word/2010/wordprocessingGroup" xmlns:wpi="http://schemas.microsoft.com/office/word/2010/wordprocessingInk" xmlns:wne="http://schemas.microsoft.com/office/word/2006/wordml" xmlns:wps="http://schemas.microsoft.com/office/word/2010/wordprocessingShape" mc:Ignorable="w14 w15 w16se w16cid w16 w16cex w16sdtdh w16sdtfl w16du wp14">
+<w:numbering xmlns:wpc="http://schemas.microsoft.com/office/word/2010/wordprocessingCanvas" xmlns:cx="http://schemas.microsoft.com/office/drawing/2014/chartex" xmlns:cx1="http://schemas.microsoft.com/office/drawing/2015/9/8/chartex" xmlns:mc="http://schemas.openxmlformats.org/markup-compatibility/2006" xmlns:o="urn:schemas-microsoft-com:office:office" xmlns:r="http://schemas.openxmlformats.org/officeDocument/2006/relationships" xmlns:m="http://schemas.openxmlformats.org/officeDocument/2006/math" xmlns:v="urn:schemas-microsoft-com:vml" xmlns:wp14="http://schemas.microsoft.com/office/word/2010/wordprocessingDrawing" xmlns:wp="http://schemas.openxmlformats.org/drawingml/2006/wordprocessingDrawing" xmlns:w10="urn:schemas-microsoft-com:office:word" xmlns:w="http://schemas.openxmlformats.org/wordprocessingml/2006/main" xmlns:w14="http://schemas.microsoft.com/office/word/2010/wordml" xmlns:w15="http://schemas.microsoft.com/office/word/2012/wordml" xmlns:w16se="http://schemas.microsoft.com/office/word/2015/wordml/symex" xmlns:wpg="http://schemas.microsoft.com/office/word/2010/wordprocessingGroup" xmlns:wpi="http://schemas.microsoft.com/office/word/2010/wordprocessingInk" xmlns:wne="http://schemas.microsoft.com/office/word/2006/wordml" xmlns:wps="http://schemas.microsoft.com/office/word/2010/wordprocessingShape" mc:Ignorable="w14 w15 w16se wp14">
   <w:abstractNum w:abstractNumId="0" w15:restartNumberingAfterBreak="0">
     <w:nsid w:val="2EB414B8"/>
     <w:multiLevelType w:val="singleLevel"/>
@@ -1252,14 +1123,14 @@
       <w:lvlJc w:val="left"/>
     </w:lvl>
   </w:abstractNum>
-  <w:num w:numId="1" w16cid:durableId="2023048308">
+  <w:num w:numId="1">
     <w:abstractNumId w:val="0"/>
   </w:num>
 </w:numbering>
 </file>
 
 <file path=word/styles.xml><?xml version="1.0" encoding="utf-8"?>
-<w:styles xmlns:mc="http://schemas.openxmlformats.org/markup-compatibility/2006" xmlns:r="http://schemas.openxmlformats.org/officeDocument/2006/relationships" xmlns:w="http://schemas.openxmlformats.org/wordprocessingml/2006/main" xmlns:w14="http://schemas.microsoft.com/office/word/2010/wordml" xmlns:w15="http://schemas.microsoft.com/office/word/2012/wordml" xmlns:w16cex="http://schemas.microsoft.com/office/word/2018/wordml/cex" xmlns:w16cid="http://schemas.microsoft.com/office/word/2016/wordml/cid" xmlns:w16="http://schemas.microsoft.com/office/word/2018/wordml" xmlns:w16du="http://schemas.microsoft.com/office/word/2023/wordml/word16du" xmlns:w16sdtdh="http://schemas.microsoft.com/office/word/2020/wordml/sdtdatahash" xmlns:w16sdtfl="http://schemas.microsoft.com/office/word/2024/wordml/sdtformatlock" xmlns:w16se="http://schemas.microsoft.com/office/word/2015/wordml/symex" mc:Ignorable="w14 w15 w16se w16cid w16 w16cex w16sdtdh w16sdtfl w16du">
+<w:styles xmlns:mc="http://schemas.openxmlformats.org/markup-compatibility/2006" xmlns:r="http://schemas.openxmlformats.org/officeDocument/2006/relationships" xmlns:w="http://schemas.openxmlformats.org/wordprocessingml/2006/main" xmlns:w14="http://schemas.microsoft.com/office/word/2010/wordml" xmlns:w15="http://schemas.microsoft.com/office/word/2012/wordml" xmlns:w16se="http://schemas.microsoft.com/office/word/2015/wordml/symex" mc:Ignorable="w14 w15 w16se">
   <w:docDefaults>
     <w:rPrDefault>
       <w:rPr>
@@ -1269,7 +1140,7 @@
     </w:rPrDefault>
     <w:pPrDefault/>
   </w:docDefaults>
-  <w:latentStyles w:defLockedState="0" w:defUIPriority="99" w:defSemiHidden="0" w:defUnhideWhenUsed="0" w:defQFormat="0" w:count="376">
+  <w:latentStyles w:defLockedState="0" w:defUIPriority="99" w:defSemiHidden="0" w:defUnhideWhenUsed="0" w:defQFormat="0" w:count="371">
     <w:lsdException w:name="Normal" w:uiPriority="0" w:qFormat="1"/>
     <w:lsdException w:name="heading 1" w:uiPriority="9" w:qFormat="1"/>
     <w:lsdException w:name="heading 2" w:semiHidden="1" w:uiPriority="9" w:unhideWhenUsed="1" w:qFormat="1"/>
@@ -1638,11 +1509,6 @@
     <w:lsdException w:name="List Table 5 Dark Accent 6" w:uiPriority="50"/>
     <w:lsdException w:name="List Table 6 Colorful Accent 6" w:uiPriority="51"/>
     <w:lsdException w:name="List Table 7 Colorful Accent 6" w:uiPriority="52"/>
-    <w:lsdException w:name="Mention" w:semiHidden="1" w:unhideWhenUsed="1"/>
-    <w:lsdException w:name="Smart Hyperlink" w:semiHidden="1" w:unhideWhenUsed="1"/>
-    <w:lsdException w:name="Hashtag" w:semiHidden="1" w:unhideWhenUsed="1"/>
-    <w:lsdException w:name="Unresolved Mention" w:semiHidden="1" w:unhideWhenUsed="1"/>
-    <w:lsdException w:name="Smart Link" w:semiHidden="1" w:unhideWhenUsed="1"/>
   </w:latentStyles>
   <w:style w:type="paragraph" w:default="1" w:styleId="Normal">
     <w:name w:val="Normal"/>
